--- a/tests/pipeline/fixtures/TestCoverageGrid(segment).docx
+++ b/tests/pipeline/fixtures/TestCoverageGrid(segment).docx
@@ -224,6 +224,78 @@
               <w:t>{item.Breakdown.data.partsCovered}</w:t>
             </w:r>
           </w:p>
+        </w:tc>
+      </w:tr>
+      <w:tr>
+        <w:tc>
+          <w:tcPr>
+            <w:tcW w:type="dxa" w:w="2880"/>
+          </w:tcPr>
+          <w:p>
+            <w:r>
+              <w:t>[BreakdownLabourRow?]</w:t>
+            </w:r>
+          </w:p>
+        </w:tc>
+        <w:tc>
+          <w:tcPr>
+            <w:tcW w:type="dxa" w:w="2880"/>
+          </w:tcPr>
+          <w:p/>
+        </w:tc>
+        <w:tc>
+          <w:tcPr>
+            <w:tcW w:type="dxa" w:w="2880"/>
+          </w:tcPr>
+          <w:p/>
+        </w:tc>
+      </w:tr>
+      <w:tr>
+        <w:tc>
+          <w:tcPr>
+            <w:tcW w:type="dxa" w:w="2880"/>
+          </w:tcPr>
+          <w:p>
+            <w:r>
+              <w:t>Breakdown labour is covered for this item.</w:t>
+            </w:r>
+          </w:p>
+        </w:tc>
+        <w:tc>
+          <w:tcPr>
+            <w:tcW w:type="dxa" w:w="2880"/>
+          </w:tcPr>
+          <w:p/>
+        </w:tc>
+        <w:tc>
+          <w:tcPr>
+            <w:tcW w:type="dxa" w:w="2880"/>
+          </w:tcPr>
+          <w:p/>
+        </w:tc>
+      </w:tr>
+      <w:tr>
+        <w:tc>
+          <w:tcPr>
+            <w:tcW w:type="dxa" w:w="2880"/>
+          </w:tcPr>
+          <w:p>
+            <w:r>
+              <w:t>[/BreakdownLabourRow]</w:t>
+            </w:r>
+          </w:p>
+        </w:tc>
+        <w:tc>
+          <w:tcPr>
+            <w:tcW w:type="dxa" w:w="2880"/>
+          </w:tcPr>
+          <w:p/>
+        </w:tc>
+        <w:tc>
+          <w:tcPr>
+            <w:tcW w:type="dxa" w:w="2880"/>
+          </w:tcPr>
+          <w:p/>
         </w:tc>
       </w:tr>
       <w:tr>
